--- a/templates/F. ΑΠΟΦΑΣΗ_ΕΙΔΙΚΗ_ΑΔΕΙΑΣ_ΓΥΝΑΙΚΟΛΟΓΙΚΟΥ_ΕΛΕΓΧΟΥ.docx
+++ b/templates/F. ΑΠΟΦΑΣΗ_ΕΙΔΙΚΗ_ΑΔΕΙΑΣ_ΓΥΝΑΙΚΟΛΟΓΙΚΟΥ_ΕΛΕΓΧΟΥ.docx
@@ -531,18 +531,31 @@
                     </w:rPr>
                     <w:t xml:space="preserve">Email: </w:t>
                   </w:r>
-                  <w:hyperlink r:id="rId7" w:history="1">
-                    <w:r>
-                      <w:rPr>
-                        <w:rStyle w:val="-"/>
-                        <w:rFonts w:ascii="Calibri" w:hAnsi="Calibri"/>
-                        <w:spacing w:val="-2"/>
-                        <w:szCs w:val="22"/>
-                        <w:lang w:val="en-US"/>
-                      </w:rPr>
-                      <w:t>mail@3lyk-argous.arg.sch.gr</w:t>
-                    </w:r>
-                  </w:hyperlink>
+                  <w:r>
+                    <w:fldChar w:fldCharType="begin"/>
+                  </w:r>
+                  <w:r>
+                    <w:rPr>
+                      <w:lang w:val="en-US"/>
+                    </w:rPr>
+                    <w:instrText>HYPERLINK "mailto:mail@3lyk-argous.arg.sch.gr"</w:instrText>
+                  </w:r>
+                  <w:r>
+                    <w:fldChar w:fldCharType="separate"/>
+                  </w:r>
+                  <w:r>
+                    <w:rPr>
+                      <w:rStyle w:val="-"/>
+                      <w:rFonts w:ascii="Calibri" w:hAnsi="Calibri"/>
+                      <w:spacing w:val="-2"/>
+                      <w:szCs w:val="22"/>
+                      <w:lang w:val="en-US"/>
+                    </w:rPr>
+                    <w:t>mail@3lyk-argous.arg.sch.gr</w:t>
+                  </w:r>
+                  <w:r>
+                    <w:fldChar w:fldCharType="end"/>
+                  </w:r>
                 </w:p>
                 <w:p>
                   <w:pPr>
@@ -1626,7 +1639,7 @@
           <w:sz w:val="22"/>
           <w:szCs w:val="22"/>
         </w:rPr>
-        <w:t xml:space="preserve">με αποδοχές, στις </w:t>
+        <w:t xml:space="preserve">με αποδοχές, </w:t>
       </w:r>
       <w:r>
         <w:rPr>
@@ -4492,7 +4505,7 @@
 </file>
 
 <file path=customXml/itemProps1.xml><?xml version="1.0" encoding="utf-8"?>
-<ds:datastoreItem xmlns:ds="http://schemas.openxmlformats.org/officeDocument/2006/customXml" ds:itemID="{F44B3C73-0BBD-400F-814E-424C10539F8E}">
+<ds:datastoreItem xmlns:ds="http://schemas.openxmlformats.org/officeDocument/2006/customXml" ds:itemID="{6EDB26B2-CB2B-408B-8569-70BEC10FE678}">
   <ds:schemaRefs>
     <ds:schemaRef ds:uri="http://schemas.openxmlformats.org/officeDocument/2006/bibliography"/>
   </ds:schemaRefs>
